--- a/shopping-cart-spring-boot-main/uploads/academic/2/doc_8.docx
+++ b/shopping-cart-spring-boot-main/uploads/academic/2/doc_8.docx
@@ -323,7 +323,7 @@
           <w:sz w:val="32"/>
           <w:szCs w:val="32"/>
         </w:rPr>
-        <w:t>7 มีนาคม 2569</w:t>
+        <w:t>10 มีนาคม 2569</w:t>
       </w:r>
       <w:r>
         <w:rPr>
@@ -573,7 +573,7 @@
           <w:sz w:val="32"/>
           <w:szCs w:val="32"/>
         </w:rPr>
-        <w:t/>
+        <w:t>10 มีนาคม 2569</w:t>
       </w:r>
       <w:proofErr w:type="spellStart"/>
       <w:r>
@@ -906,7 +906,7 @@
           <w:szCs w:val="32"/>
           <w:lang w:eastAsia="en-GB"/>
         </w:rPr>
-        <w:t>7 มีนาคม 2569</w:t>
+        <w:t>10 มีนาคม 2569</w:t>
       </w:r>
       <w:proofErr w:type="spellStart"/>
       <w:r>
@@ -1057,7 +1057,7 @@
           <w:szCs w:val="32"/>
           <w:lang w:eastAsia="en-GB"/>
         </w:rPr>
-        <w:t>7 มีนาคม 2569</w:t>
+        <w:t>10 มีนาคม 2569</w:t>
       </w:r>
       <w:proofErr w:type="spellStart"/>
       <w:r>
@@ -1110,7 +1110,7 @@
           <w:szCs w:val="32"/>
           <w:lang w:eastAsia="en-GB"/>
         </w:rPr>
-        <w:t>เชี่ยวชาญ</w:t>
+        <w:t>ชำนาญ</w:t>
       </w:r>
       <w:proofErr w:type="spellStart"/>
       <w:r>
@@ -1410,7 +1410,7 @@
           <w:sz w:val="32"/>
           <w:szCs w:val="32"/>
         </w:rPr>
-        <w:t>7 มีนาคม 2569</w:t>
+        <w:t>10 มีนาคม 2572</w:t>
       </w:r>
       <w:proofErr w:type="spellStart"/>
       <w:r>
